--- a/demo.docx
+++ b/demo.docx
@@ -233,7 +233,7 @@
           </w:tcPr>
           <w:p>
             <w:r>
-              <w:t>Spam</w:t>
+              <w:t>bacon</w:t>
             </w:r>
           </w:p>
         </w:tc>
@@ -287,7 +287,7 @@
           </w:tcPr>
           <w:p>
             <w:r>
-              <w:t>631</w:t>
+              <w:t>6361</w:t>
             </w:r>
           </w:p>
         </w:tc>
@@ -297,7 +297,7 @@
           </w:tcPr>
           <w:p>
             <w:r>
-              <w:t>Spam, spam, eggs, and spam</w:t>
+              <w:t>Spam, spam, egges, and spam</w:t>
             </w:r>
           </w:p>
         </w:tc>

--- a/demo.docx
+++ b/demo.docx
@@ -233,7 +233,7 @@
           </w:tcPr>
           <w:p>
             <w:r>
-              <w:t>bacon</w:t>
+              <w:t>Spam</w:t>
             </w:r>
           </w:p>
         </w:tc>
@@ -287,7 +287,7 @@
           </w:tcPr>
           <w:p>
             <w:r>
-              <w:t>6361</w:t>
+              <w:t>631</w:t>
             </w:r>
           </w:p>
         </w:tc>
@@ -297,7 +297,7 @@
           </w:tcPr>
           <w:p>
             <w:r>
-              <w:t>Spam, spam, egges, and spam</w:t>
+              <w:t>Spam, spam, eggs, and spam</w:t>
             </w:r>
           </w:p>
         </w:tc>
